--- a/docs/相册技术设计文档.docx
+++ b/docs/相册技术设计文档.docx
@@ -339,16 +339,7 @@
           <w:rFonts w:hint="eastAsia"/>
           <w:lang w:val="en-US" w:eastAsia="zh-CN"/>
         </w:rPr>
-        <w:t>2026-08-13-01:31</w:t>
-      </w:r>
-      <w:bookmarkStart w:id="0" w:name="_GoBack"/>
-      <w:bookmarkEnd w:id="0"/>
-      <w:r>
-        <w:rPr>
-          <w:rFonts w:hint="eastAsia"/>
-          <w:lang w:val="en-US" w:eastAsia="zh-CN"/>
-        </w:rPr>
-        <w:t>，修改第五部分磁盘目录布局3；修改决策日志；版本号变更为1.0；变更人***</w:t>
+        <w:t>2026-08-13-01:31，修改第五部分磁盘目录布局3；修改决策日志；版本号变更为1.0；变更人***</w:t>
       </w:r>
     </w:p>
     <w:p>
@@ -412,7 +403,7 @@
           <w:szCs w:val="21"/>
           <w:lang w:val="en-US" w:eastAsia="zh-CN"/>
         </w:rPr>
-        <w:t>本文档对接相册需求书v1.1，是需求具体落地的技术方案。</w:t>
+        <w:t>本文档对接相册需求书v1.2，是需求具体落地的技术方案。</w:t>
       </w:r>
     </w:p>
     <w:p>
@@ -9478,6 +9469,8 @@
         </w:rPr>
         <w:t>矩阵表</w:t>
       </w:r>
+      <w:bookmarkStart w:id="0" w:name="_GoBack"/>
+      <w:bookmarkEnd w:id="0"/>
     </w:p>
     <w:tbl>
       <w:tblPr>
@@ -10555,7 +10548,6 @@
           <w:ilvl w:val="0"/>
           <w:numId w:val="0"/>
         </w:numPr>
-        <w:ind w:firstLine="420" w:firstLineChars="0"/>
         <w:jc w:val="both"/>
         <w:rPr>
           <w:rFonts w:hint="eastAsia"/>
@@ -10581,7 +10573,6 @@
           <w:ilvl w:val="0"/>
           <w:numId w:val="0"/>
         </w:numPr>
-        <w:ind w:firstLine="420" w:firstLineChars="0"/>
         <w:jc w:val="both"/>
         <w:rPr>
           <w:rFonts w:hint="eastAsia"/>
